--- a/Reviews/P12-Highlevel Architecture.docx
+++ b/Reviews/P12-Highlevel Architecture.docx
@@ -32,17 +32,6 @@
     </w:p>
     <w:p>
       <w:pPr>
-        <w:jc w:val="center"/>
-        <w:rPr>
-          <w:rFonts w:eastAsia="Times New Roman" w:cs="Times New Roman"/>
-        </w:rPr>
-      </w:pPr>
-    </w:p>
-    <w:p/>
-    <w:p/>
-    <w:p>
-      <w:pPr>
-        <w:jc w:val="center"/>
         <w:rPr>
           <w:b/>
           <w:smallCaps/>
@@ -83,6 +72,7 @@
     </w:p>
     <w:p>
       <w:pPr>
+        <w:jc w:val="center"/>
         <w:rPr>
           <w:b/>
           <w:smallCaps/>
@@ -90,59 +80,15 @@
           <w:szCs w:val="28"/>
         </w:rPr>
       </w:pPr>
-    </w:p>
-    <w:p>
-      <w:pPr>
-        <w:jc w:val="center"/>
+      <w:r>
         <w:rPr>
           <w:b/>
           <w:smallCaps/>
           <w:sz w:val="28"/>
           <w:szCs w:val="28"/>
         </w:rPr>
-      </w:pPr>
-    </w:p>
-    <w:p>
-      <w:pPr>
-        <w:jc w:val="center"/>
-        <w:rPr>
-          <w:b/>
-          <w:smallCaps/>
-          <w:sz w:val="28"/>
-          <w:szCs w:val="28"/>
-        </w:rPr>
-      </w:pPr>
-      <w:r>
-        <w:rPr>
-          <w:b/>
-          <w:smallCaps/>
-          <w:sz w:val="28"/>
-          <w:szCs w:val="28"/>
-        </w:rPr>
         <w:t>TEAM: - SYED MEESUM RAZA NAQVI (24100183)</w:t>
       </w:r>
-    </w:p>
-    <w:p>
-      <w:pPr>
-        <w:jc w:val="center"/>
-        <w:rPr>
-          <w:b/>
-          <w:smallCaps/>
-          <w:sz w:val="28"/>
-          <w:szCs w:val="28"/>
-        </w:rPr>
-      </w:pPr>
-    </w:p>
-    <w:p>
-      <w:pPr>
-        <w:jc w:val="center"/>
-        <w:rPr>
-          <w:b/>
-          <w:smallCaps/>
-          <w:sz w:val="28"/>
-          <w:szCs w:val="28"/>
-        </w:rPr>
-      </w:pPr>
     </w:p>
     <w:p>
       <w:pPr>
@@ -291,6 +237,1205 @@
         </w:rPr>
       </w:pPr>
     </w:p>
+    <w:tbl>
+      <w:tblPr>
+        <w:tblW w:w="8235" w:type="dxa"/>
+        <w:tblInd w:w="846" w:type="dxa"/>
+        <w:tblBorders>
+          <w:top w:val="single" w:sz="4" w:space="0" w:color="000000"/>
+          <w:left w:val="single" w:sz="4" w:space="0" w:color="000000"/>
+          <w:bottom w:val="single" w:sz="4" w:space="0" w:color="000000"/>
+          <w:right w:val="single" w:sz="4" w:space="0" w:color="000000"/>
+          <w:insideH w:val="single" w:sz="4" w:space="0" w:color="000000"/>
+          <w:insideV w:val="single" w:sz="4" w:space="0" w:color="000000"/>
+        </w:tblBorders>
+        <w:tblLayout w:type="fixed"/>
+        <w:tblLook w:val="0400" w:firstRow="0" w:lastRow="0" w:firstColumn="0" w:lastColumn="0" w:noHBand="0" w:noVBand="1"/>
+      </w:tblPr>
+      <w:tblGrid>
+        <w:gridCol w:w="5177"/>
+        <w:gridCol w:w="1529"/>
+        <w:gridCol w:w="1529"/>
+      </w:tblGrid>
+      <w:tr>
+        <w:tc>
+          <w:tcPr>
+            <w:tcW w:w="5177" w:type="dxa"/>
+            <w:tcBorders>
+              <w:top w:val="single" w:sz="4" w:space="0" w:color="000000"/>
+              <w:left w:val="single" w:sz="4" w:space="0" w:color="000000"/>
+              <w:bottom w:val="single" w:sz="4" w:space="0" w:color="000000"/>
+              <w:right w:val="single" w:sz="4" w:space="0" w:color="000000"/>
+            </w:tcBorders>
+            <w:shd w:val="clear" w:color="auto" w:fill="EEECE1"/>
+            <w:hideMark/>
+          </w:tcPr>
+          <w:p>
+            <w:pPr>
+              <w:jc w:val="center"/>
+              <w:rPr>
+                <w:b/>
+                <w:smallCaps/>
+                <w:sz w:val="28"/>
+                <w:szCs w:val="28"/>
+              </w:rPr>
+            </w:pPr>
+            <w:r>
+              <w:rPr>
+                <w:b/>
+                <w:smallCaps/>
+                <w:sz w:val="28"/>
+                <w:szCs w:val="28"/>
+              </w:rPr>
+              <w:t>Content</w:t>
+            </w:r>
+          </w:p>
+        </w:tc>
+        <w:tc>
+          <w:tcPr>
+            <w:tcW w:w="1529" w:type="dxa"/>
+            <w:tcBorders>
+              <w:top w:val="single" w:sz="4" w:space="0" w:color="000000"/>
+              <w:left w:val="single" w:sz="4" w:space="0" w:color="000000"/>
+              <w:bottom w:val="single" w:sz="4" w:space="0" w:color="000000"/>
+              <w:right w:val="single" w:sz="4" w:space="0" w:color="000000"/>
+            </w:tcBorders>
+            <w:shd w:val="clear" w:color="auto" w:fill="EEECE1"/>
+            <w:hideMark/>
+          </w:tcPr>
+          <w:p>
+            <w:pPr>
+              <w:jc w:val="center"/>
+              <w:rPr>
+                <w:b/>
+                <w:smallCaps/>
+                <w:sz w:val="28"/>
+                <w:szCs w:val="28"/>
+              </w:rPr>
+            </w:pPr>
+            <w:r>
+              <w:rPr>
+                <w:b/>
+                <w:smallCaps/>
+                <w:sz w:val="28"/>
+                <w:szCs w:val="28"/>
+              </w:rPr>
+              <w:t>Totals</w:t>
+            </w:r>
+          </w:p>
+        </w:tc>
+        <w:tc>
+          <w:tcPr>
+            <w:tcW w:w="1529" w:type="dxa"/>
+            <w:tcBorders>
+              <w:top w:val="single" w:sz="4" w:space="0" w:color="000000"/>
+              <w:left w:val="single" w:sz="4" w:space="0" w:color="000000"/>
+              <w:bottom w:val="single" w:sz="4" w:space="0" w:color="000000"/>
+              <w:right w:val="single" w:sz="4" w:space="0" w:color="000000"/>
+            </w:tcBorders>
+            <w:shd w:val="clear" w:color="auto" w:fill="EEECE1"/>
+            <w:hideMark/>
+          </w:tcPr>
+          <w:p>
+            <w:pPr>
+              <w:jc w:val="center"/>
+              <w:rPr>
+                <w:b/>
+                <w:smallCaps/>
+                <w:sz w:val="28"/>
+                <w:szCs w:val="28"/>
+              </w:rPr>
+            </w:pPr>
+            <w:r>
+              <w:rPr>
+                <w:b/>
+                <w:smallCaps/>
+                <w:sz w:val="28"/>
+                <w:szCs w:val="28"/>
+              </w:rPr>
+              <w:t>Obtained</w:t>
+            </w:r>
+          </w:p>
+        </w:tc>
+      </w:tr>
+      <w:tr>
+        <w:tc>
+          <w:tcPr>
+            <w:tcW w:w="5177" w:type="dxa"/>
+            <w:tcBorders>
+              <w:top w:val="single" w:sz="4" w:space="0" w:color="000000"/>
+              <w:left w:val="single" w:sz="4" w:space="0" w:color="000000"/>
+              <w:bottom w:val="single" w:sz="4" w:space="0" w:color="000000"/>
+              <w:right w:val="single" w:sz="4" w:space="0" w:color="000000"/>
+            </w:tcBorders>
+            <w:vAlign w:val="center"/>
+            <w:hideMark/>
+          </w:tcPr>
+          <w:p>
+            <w:pPr>
+              <w:rPr>
+                <w:sz w:val="20"/>
+                <w:szCs w:val="20"/>
+              </w:rPr>
+            </w:pPr>
+            <w:r>
+              <w:rPr>
+                <w:bCs/>
+                <w:sz w:val="20"/>
+                <w:szCs w:val="20"/>
+              </w:rPr>
+              <w:t>Architecture diagram</w:t>
+            </w:r>
+          </w:p>
+        </w:tc>
+        <w:tc>
+          <w:tcPr>
+            <w:tcW w:w="1529" w:type="dxa"/>
+            <w:tcBorders>
+              <w:top w:val="single" w:sz="4" w:space="0" w:color="000000"/>
+              <w:left w:val="single" w:sz="4" w:space="0" w:color="000000"/>
+              <w:bottom w:val="single" w:sz="4" w:space="0" w:color="000000"/>
+              <w:right w:val="single" w:sz="4" w:space="0" w:color="000000"/>
+            </w:tcBorders>
+            <w:vAlign w:val="center"/>
+            <w:hideMark/>
+          </w:tcPr>
+          <w:p>
+            <w:pPr>
+              <w:jc w:val="center"/>
+              <w:rPr>
+                <w:sz w:val="20"/>
+                <w:szCs w:val="20"/>
+              </w:rPr>
+            </w:pPr>
+            <w:r>
+              <w:rPr>
+                <w:sz w:val="20"/>
+                <w:szCs w:val="20"/>
+              </w:rPr>
+              <w:t>30</w:t>
+            </w:r>
+          </w:p>
+        </w:tc>
+        <w:tc>
+          <w:tcPr>
+            <w:tcW w:w="1529" w:type="dxa"/>
+            <w:tcBorders>
+              <w:top w:val="single" w:sz="4" w:space="0" w:color="000000"/>
+              <w:left w:val="single" w:sz="4" w:space="0" w:color="000000"/>
+              <w:bottom w:val="single" w:sz="4" w:space="0" w:color="000000"/>
+              <w:right w:val="single" w:sz="4" w:space="0" w:color="000000"/>
+            </w:tcBorders>
+            <w:vAlign w:val="center"/>
+            <w:hideMark/>
+          </w:tcPr>
+          <w:p>
+            <w:pPr>
+              <w:jc w:val="center"/>
+              <w:rPr>
+                <w:sz w:val="20"/>
+                <w:szCs w:val="20"/>
+              </w:rPr>
+            </w:pPr>
+            <w:r>
+              <w:rPr>
+                <w:sz w:val="20"/>
+                <w:szCs w:val="20"/>
+              </w:rPr>
+              <w:t>30</w:t>
+            </w:r>
+          </w:p>
+        </w:tc>
+      </w:tr>
+      <w:tr>
+        <w:tc>
+          <w:tcPr>
+            <w:tcW w:w="5177" w:type="dxa"/>
+            <w:tcBorders>
+              <w:top w:val="single" w:sz="4" w:space="0" w:color="000000"/>
+              <w:left w:val="single" w:sz="4" w:space="0" w:color="000000"/>
+              <w:bottom w:val="single" w:sz="4" w:space="0" w:color="000000"/>
+              <w:right w:val="single" w:sz="4" w:space="0" w:color="000000"/>
+            </w:tcBorders>
+            <w:vAlign w:val="center"/>
+            <w:hideMark/>
+          </w:tcPr>
+          <w:p>
+            <w:pPr>
+              <w:rPr>
+                <w:sz w:val="20"/>
+                <w:szCs w:val="20"/>
+              </w:rPr>
+            </w:pPr>
+            <w:r>
+              <w:rPr>
+                <w:bCs/>
+                <w:sz w:val="20"/>
+                <w:szCs w:val="20"/>
+              </w:rPr>
+              <w:t>Architecture description</w:t>
+            </w:r>
+          </w:p>
+        </w:tc>
+        <w:tc>
+          <w:tcPr>
+            <w:tcW w:w="1529" w:type="dxa"/>
+            <w:tcBorders>
+              <w:top w:val="single" w:sz="4" w:space="0" w:color="000000"/>
+              <w:left w:val="single" w:sz="4" w:space="0" w:color="000000"/>
+              <w:bottom w:val="single" w:sz="4" w:space="0" w:color="000000"/>
+              <w:right w:val="single" w:sz="4" w:space="0" w:color="000000"/>
+            </w:tcBorders>
+            <w:vAlign w:val="center"/>
+            <w:hideMark/>
+          </w:tcPr>
+          <w:p>
+            <w:pPr>
+              <w:jc w:val="center"/>
+              <w:rPr>
+                <w:sz w:val="20"/>
+                <w:szCs w:val="20"/>
+              </w:rPr>
+            </w:pPr>
+            <w:r>
+              <w:rPr>
+                <w:sz w:val="20"/>
+                <w:szCs w:val="20"/>
+              </w:rPr>
+              <w:t>20</w:t>
+            </w:r>
+          </w:p>
+        </w:tc>
+        <w:tc>
+          <w:tcPr>
+            <w:tcW w:w="1529" w:type="dxa"/>
+            <w:tcBorders>
+              <w:top w:val="single" w:sz="4" w:space="0" w:color="000000"/>
+              <w:left w:val="single" w:sz="4" w:space="0" w:color="000000"/>
+              <w:bottom w:val="single" w:sz="4" w:space="0" w:color="000000"/>
+              <w:right w:val="single" w:sz="4" w:space="0" w:color="000000"/>
+            </w:tcBorders>
+            <w:vAlign w:val="center"/>
+            <w:hideMark/>
+          </w:tcPr>
+          <w:p>
+            <w:pPr>
+              <w:jc w:val="center"/>
+              <w:rPr>
+                <w:sz w:val="20"/>
+                <w:szCs w:val="20"/>
+              </w:rPr>
+            </w:pPr>
+            <w:r>
+              <w:rPr>
+                <w:sz w:val="20"/>
+                <w:szCs w:val="20"/>
+              </w:rPr>
+              <w:t>19</w:t>
+            </w:r>
+          </w:p>
+        </w:tc>
+      </w:tr>
+      <w:tr>
+        <w:tc>
+          <w:tcPr>
+            <w:tcW w:w="5177" w:type="dxa"/>
+            <w:tcBorders>
+              <w:top w:val="single" w:sz="4" w:space="0" w:color="000000"/>
+              <w:left w:val="single" w:sz="4" w:space="0" w:color="000000"/>
+              <w:bottom w:val="single" w:sz="4" w:space="0" w:color="000000"/>
+              <w:right w:val="single" w:sz="4" w:space="0" w:color="000000"/>
+            </w:tcBorders>
+            <w:vAlign w:val="center"/>
+            <w:hideMark/>
+          </w:tcPr>
+          <w:p>
+            <w:pPr>
+              <w:rPr>
+                <w:sz w:val="20"/>
+                <w:szCs w:val="20"/>
+              </w:rPr>
+            </w:pPr>
+            <w:r>
+              <w:rPr>
+                <w:bCs/>
+                <w:sz w:val="20"/>
+                <w:szCs w:val="20"/>
+              </w:rPr>
+              <w:t>Architecture justification</w:t>
+            </w:r>
+          </w:p>
+        </w:tc>
+        <w:tc>
+          <w:tcPr>
+            <w:tcW w:w="1529" w:type="dxa"/>
+            <w:tcBorders>
+              <w:top w:val="single" w:sz="4" w:space="0" w:color="000000"/>
+              <w:left w:val="single" w:sz="4" w:space="0" w:color="000000"/>
+              <w:bottom w:val="single" w:sz="4" w:space="0" w:color="000000"/>
+              <w:right w:val="single" w:sz="4" w:space="0" w:color="000000"/>
+            </w:tcBorders>
+            <w:vAlign w:val="center"/>
+            <w:hideMark/>
+          </w:tcPr>
+          <w:p>
+            <w:pPr>
+              <w:jc w:val="center"/>
+              <w:rPr>
+                <w:sz w:val="20"/>
+                <w:szCs w:val="20"/>
+              </w:rPr>
+            </w:pPr>
+            <w:r>
+              <w:rPr>
+                <w:sz w:val="20"/>
+                <w:szCs w:val="20"/>
+              </w:rPr>
+              <w:t>20</w:t>
+            </w:r>
+          </w:p>
+        </w:tc>
+        <w:tc>
+          <w:tcPr>
+            <w:tcW w:w="1529" w:type="dxa"/>
+            <w:tcBorders>
+              <w:top w:val="single" w:sz="4" w:space="0" w:color="000000"/>
+              <w:left w:val="single" w:sz="4" w:space="0" w:color="000000"/>
+              <w:bottom w:val="single" w:sz="4" w:space="0" w:color="000000"/>
+              <w:right w:val="single" w:sz="4" w:space="0" w:color="000000"/>
+            </w:tcBorders>
+            <w:vAlign w:val="center"/>
+            <w:hideMark/>
+          </w:tcPr>
+          <w:p>
+            <w:pPr>
+              <w:jc w:val="center"/>
+              <w:rPr>
+                <w:sz w:val="20"/>
+                <w:szCs w:val="20"/>
+              </w:rPr>
+            </w:pPr>
+            <w:r>
+              <w:rPr>
+                <w:sz w:val="20"/>
+                <w:szCs w:val="20"/>
+              </w:rPr>
+              <w:t>19</w:t>
+            </w:r>
+          </w:p>
+        </w:tc>
+      </w:tr>
+      <w:tr>
+        <w:tc>
+          <w:tcPr>
+            <w:tcW w:w="5177" w:type="dxa"/>
+            <w:tcBorders>
+              <w:top w:val="single" w:sz="4" w:space="0" w:color="000000"/>
+              <w:left w:val="single" w:sz="4" w:space="0" w:color="000000"/>
+              <w:bottom w:val="single" w:sz="4" w:space="0" w:color="000000"/>
+              <w:right w:val="single" w:sz="4" w:space="0" w:color="000000"/>
+            </w:tcBorders>
+            <w:vAlign w:val="center"/>
+            <w:hideMark/>
+          </w:tcPr>
+          <w:p>
+            <w:pPr>
+              <w:rPr>
+                <w:sz w:val="20"/>
+                <w:szCs w:val="20"/>
+              </w:rPr>
+            </w:pPr>
+            <w:r>
+              <w:rPr>
+                <w:bCs/>
+                <w:sz w:val="20"/>
+                <w:szCs w:val="20"/>
+              </w:rPr>
+              <w:t>Tools and Technologies</w:t>
+            </w:r>
+          </w:p>
+        </w:tc>
+        <w:tc>
+          <w:tcPr>
+            <w:tcW w:w="1529" w:type="dxa"/>
+            <w:tcBorders>
+              <w:top w:val="single" w:sz="4" w:space="0" w:color="000000"/>
+              <w:left w:val="single" w:sz="4" w:space="0" w:color="000000"/>
+              <w:bottom w:val="single" w:sz="4" w:space="0" w:color="000000"/>
+              <w:right w:val="single" w:sz="4" w:space="0" w:color="000000"/>
+            </w:tcBorders>
+            <w:vAlign w:val="center"/>
+            <w:hideMark/>
+          </w:tcPr>
+          <w:p>
+            <w:pPr>
+              <w:jc w:val="center"/>
+              <w:rPr>
+                <w:sz w:val="20"/>
+                <w:szCs w:val="20"/>
+              </w:rPr>
+            </w:pPr>
+            <w:r>
+              <w:rPr>
+                <w:sz w:val="20"/>
+                <w:szCs w:val="20"/>
+              </w:rPr>
+              <w:t>10</w:t>
+            </w:r>
+          </w:p>
+        </w:tc>
+        <w:tc>
+          <w:tcPr>
+            <w:tcW w:w="1529" w:type="dxa"/>
+            <w:tcBorders>
+              <w:top w:val="single" w:sz="4" w:space="0" w:color="000000"/>
+              <w:left w:val="single" w:sz="4" w:space="0" w:color="000000"/>
+              <w:bottom w:val="single" w:sz="4" w:space="0" w:color="000000"/>
+              <w:right w:val="single" w:sz="4" w:space="0" w:color="000000"/>
+            </w:tcBorders>
+            <w:vAlign w:val="center"/>
+            <w:hideMark/>
+          </w:tcPr>
+          <w:p>
+            <w:pPr>
+              <w:jc w:val="center"/>
+              <w:rPr>
+                <w:sz w:val="20"/>
+                <w:szCs w:val="20"/>
+              </w:rPr>
+            </w:pPr>
+            <w:r>
+              <w:rPr>
+                <w:sz w:val="20"/>
+                <w:szCs w:val="20"/>
+              </w:rPr>
+              <w:t>10</w:t>
+            </w:r>
+          </w:p>
+        </w:tc>
+      </w:tr>
+      <w:tr>
+        <w:tc>
+          <w:tcPr>
+            <w:tcW w:w="5177" w:type="dxa"/>
+            <w:tcBorders>
+              <w:top w:val="single" w:sz="4" w:space="0" w:color="000000"/>
+              <w:left w:val="single" w:sz="4" w:space="0" w:color="000000"/>
+              <w:bottom w:val="single" w:sz="4" w:space="0" w:color="000000"/>
+              <w:right w:val="single" w:sz="4" w:space="0" w:color="000000"/>
+            </w:tcBorders>
+            <w:hideMark/>
+          </w:tcPr>
+          <w:p>
+            <w:pPr>
+              <w:rPr>
+                <w:sz w:val="20"/>
+                <w:szCs w:val="20"/>
+              </w:rPr>
+            </w:pPr>
+            <w:r>
+              <w:rPr>
+                <w:bCs/>
+                <w:sz w:val="20"/>
+                <w:szCs w:val="20"/>
+              </w:rPr>
+              <w:t>Hardware Requirements</w:t>
+            </w:r>
+          </w:p>
+        </w:tc>
+        <w:tc>
+          <w:tcPr>
+            <w:tcW w:w="1529" w:type="dxa"/>
+            <w:tcBorders>
+              <w:top w:val="single" w:sz="4" w:space="0" w:color="000000"/>
+              <w:left w:val="single" w:sz="4" w:space="0" w:color="000000"/>
+              <w:bottom w:val="single" w:sz="4" w:space="0" w:color="000000"/>
+              <w:right w:val="single" w:sz="4" w:space="0" w:color="000000"/>
+            </w:tcBorders>
+            <w:vAlign w:val="center"/>
+            <w:hideMark/>
+          </w:tcPr>
+          <w:p>
+            <w:pPr>
+              <w:jc w:val="center"/>
+              <w:rPr>
+                <w:sz w:val="20"/>
+                <w:szCs w:val="20"/>
+              </w:rPr>
+            </w:pPr>
+            <w:r>
+              <w:rPr>
+                <w:sz w:val="20"/>
+                <w:szCs w:val="20"/>
+              </w:rPr>
+              <w:t>10</w:t>
+            </w:r>
+          </w:p>
+        </w:tc>
+        <w:tc>
+          <w:tcPr>
+            <w:tcW w:w="1529" w:type="dxa"/>
+            <w:tcBorders>
+              <w:top w:val="single" w:sz="4" w:space="0" w:color="000000"/>
+              <w:left w:val="single" w:sz="4" w:space="0" w:color="000000"/>
+              <w:bottom w:val="single" w:sz="4" w:space="0" w:color="000000"/>
+              <w:right w:val="single" w:sz="4" w:space="0" w:color="000000"/>
+            </w:tcBorders>
+            <w:vAlign w:val="center"/>
+            <w:hideMark/>
+          </w:tcPr>
+          <w:p>
+            <w:pPr>
+              <w:jc w:val="center"/>
+              <w:rPr>
+                <w:sz w:val="20"/>
+                <w:szCs w:val="20"/>
+              </w:rPr>
+            </w:pPr>
+            <w:r>
+              <w:rPr>
+                <w:sz w:val="20"/>
+                <w:szCs w:val="20"/>
+              </w:rPr>
+              <w:t>10</w:t>
+            </w:r>
+          </w:p>
+        </w:tc>
+      </w:tr>
+      <w:tr>
+        <w:tc>
+          <w:tcPr>
+            <w:tcW w:w="5177" w:type="dxa"/>
+            <w:tcBorders>
+              <w:top w:val="single" w:sz="4" w:space="0" w:color="000000"/>
+              <w:left w:val="single" w:sz="4" w:space="0" w:color="000000"/>
+              <w:bottom w:val="single" w:sz="4" w:space="0" w:color="000000"/>
+              <w:right w:val="single" w:sz="4" w:space="0" w:color="000000"/>
+            </w:tcBorders>
+            <w:vAlign w:val="center"/>
+            <w:hideMark/>
+          </w:tcPr>
+          <w:p>
+            <w:pPr>
+              <w:rPr>
+                <w:sz w:val="20"/>
+                <w:szCs w:val="20"/>
+              </w:rPr>
+            </w:pPr>
+            <w:r>
+              <w:rPr>
+                <w:sz w:val="20"/>
+                <w:szCs w:val="20"/>
+              </w:rPr>
+              <w:t xml:space="preserve">Who did what </w:t>
+            </w:r>
+          </w:p>
+        </w:tc>
+        <w:tc>
+          <w:tcPr>
+            <w:tcW w:w="1529" w:type="dxa"/>
+            <w:tcBorders>
+              <w:top w:val="single" w:sz="4" w:space="0" w:color="000000"/>
+              <w:left w:val="single" w:sz="4" w:space="0" w:color="000000"/>
+              <w:bottom w:val="single" w:sz="4" w:space="0" w:color="000000"/>
+              <w:right w:val="single" w:sz="4" w:space="0" w:color="000000"/>
+            </w:tcBorders>
+            <w:vAlign w:val="center"/>
+            <w:hideMark/>
+          </w:tcPr>
+          <w:p>
+            <w:pPr>
+              <w:jc w:val="center"/>
+              <w:rPr>
+                <w:sz w:val="20"/>
+                <w:szCs w:val="20"/>
+              </w:rPr>
+            </w:pPr>
+            <w:r>
+              <w:rPr>
+                <w:sz w:val="20"/>
+                <w:szCs w:val="20"/>
+              </w:rPr>
+              <w:t>3</w:t>
+            </w:r>
+          </w:p>
+        </w:tc>
+        <w:tc>
+          <w:tcPr>
+            <w:tcW w:w="1529" w:type="dxa"/>
+            <w:tcBorders>
+              <w:top w:val="single" w:sz="4" w:space="0" w:color="000000"/>
+              <w:left w:val="single" w:sz="4" w:space="0" w:color="000000"/>
+              <w:bottom w:val="single" w:sz="4" w:space="0" w:color="000000"/>
+              <w:right w:val="single" w:sz="4" w:space="0" w:color="000000"/>
+            </w:tcBorders>
+            <w:vAlign w:val="center"/>
+            <w:hideMark/>
+          </w:tcPr>
+          <w:p>
+            <w:pPr>
+              <w:jc w:val="center"/>
+              <w:rPr>
+                <w:sz w:val="20"/>
+                <w:szCs w:val="20"/>
+              </w:rPr>
+            </w:pPr>
+            <w:r>
+              <w:rPr>
+                <w:sz w:val="20"/>
+                <w:szCs w:val="20"/>
+              </w:rPr>
+              <w:t>3</w:t>
+            </w:r>
+          </w:p>
+        </w:tc>
+      </w:tr>
+      <w:tr>
+        <w:tc>
+          <w:tcPr>
+            <w:tcW w:w="5177" w:type="dxa"/>
+            <w:tcBorders>
+              <w:top w:val="single" w:sz="4" w:space="0" w:color="000000"/>
+              <w:left w:val="single" w:sz="4" w:space="0" w:color="000000"/>
+              <w:bottom w:val="single" w:sz="4" w:space="0" w:color="000000"/>
+              <w:right w:val="single" w:sz="4" w:space="0" w:color="000000"/>
+            </w:tcBorders>
+            <w:vAlign w:val="center"/>
+            <w:hideMark/>
+          </w:tcPr>
+          <w:p>
+            <w:pPr>
+              <w:rPr>
+                <w:sz w:val="20"/>
+                <w:szCs w:val="20"/>
+              </w:rPr>
+            </w:pPr>
+            <w:r>
+              <w:rPr>
+                <w:sz w:val="20"/>
+                <w:szCs w:val="20"/>
+              </w:rPr>
+              <w:t>Review checklist</w:t>
+            </w:r>
+          </w:p>
+        </w:tc>
+        <w:tc>
+          <w:tcPr>
+            <w:tcW w:w="1529" w:type="dxa"/>
+            <w:tcBorders>
+              <w:top w:val="single" w:sz="4" w:space="0" w:color="000000"/>
+              <w:left w:val="single" w:sz="4" w:space="0" w:color="000000"/>
+              <w:bottom w:val="single" w:sz="4" w:space="0" w:color="000000"/>
+              <w:right w:val="single" w:sz="4" w:space="0" w:color="000000"/>
+            </w:tcBorders>
+            <w:vAlign w:val="center"/>
+            <w:hideMark/>
+          </w:tcPr>
+          <w:p>
+            <w:pPr>
+              <w:jc w:val="center"/>
+              <w:rPr>
+                <w:sz w:val="20"/>
+                <w:szCs w:val="20"/>
+              </w:rPr>
+            </w:pPr>
+            <w:r>
+              <w:rPr>
+                <w:sz w:val="20"/>
+                <w:szCs w:val="20"/>
+              </w:rPr>
+              <w:t>2</w:t>
+            </w:r>
+          </w:p>
+        </w:tc>
+        <w:tc>
+          <w:tcPr>
+            <w:tcW w:w="1529" w:type="dxa"/>
+            <w:tcBorders>
+              <w:top w:val="single" w:sz="4" w:space="0" w:color="000000"/>
+              <w:left w:val="single" w:sz="4" w:space="0" w:color="000000"/>
+              <w:bottom w:val="single" w:sz="4" w:space="0" w:color="000000"/>
+              <w:right w:val="single" w:sz="4" w:space="0" w:color="000000"/>
+            </w:tcBorders>
+            <w:vAlign w:val="center"/>
+            <w:hideMark/>
+          </w:tcPr>
+          <w:p>
+            <w:pPr>
+              <w:jc w:val="center"/>
+              <w:rPr>
+                <w:sz w:val="20"/>
+                <w:szCs w:val="20"/>
+              </w:rPr>
+            </w:pPr>
+            <w:r>
+              <w:rPr>
+                <w:sz w:val="20"/>
+                <w:szCs w:val="20"/>
+              </w:rPr>
+              <w:t>2</w:t>
+            </w:r>
+          </w:p>
+        </w:tc>
+      </w:tr>
+      <w:tr>
+        <w:tc>
+          <w:tcPr>
+            <w:tcW w:w="5177" w:type="dxa"/>
+            <w:tcBorders>
+              <w:top w:val="single" w:sz="4" w:space="0" w:color="000000"/>
+              <w:left w:val="single" w:sz="4" w:space="0" w:color="000000"/>
+              <w:bottom w:val="single" w:sz="4" w:space="0" w:color="000000"/>
+              <w:right w:val="single" w:sz="4" w:space="0" w:color="000000"/>
+            </w:tcBorders>
+            <w:vAlign w:val="center"/>
+            <w:hideMark/>
+          </w:tcPr>
+          <w:p>
+            <w:pPr>
+              <w:rPr>
+                <w:sz w:val="20"/>
+                <w:szCs w:val="20"/>
+              </w:rPr>
+            </w:pPr>
+            <w:r>
+              <w:rPr>
+                <w:sz w:val="20"/>
+                <w:szCs w:val="20"/>
+              </w:rPr>
+              <w:t>Overall formatting/template</w:t>
+            </w:r>
+          </w:p>
+        </w:tc>
+        <w:tc>
+          <w:tcPr>
+            <w:tcW w:w="1529" w:type="dxa"/>
+            <w:tcBorders>
+              <w:top w:val="single" w:sz="4" w:space="0" w:color="000000"/>
+              <w:left w:val="single" w:sz="4" w:space="0" w:color="000000"/>
+              <w:bottom w:val="single" w:sz="4" w:space="0" w:color="000000"/>
+              <w:right w:val="single" w:sz="4" w:space="0" w:color="000000"/>
+            </w:tcBorders>
+            <w:vAlign w:val="center"/>
+            <w:hideMark/>
+          </w:tcPr>
+          <w:p>
+            <w:pPr>
+              <w:jc w:val="center"/>
+              <w:rPr>
+                <w:sz w:val="20"/>
+                <w:szCs w:val="20"/>
+              </w:rPr>
+            </w:pPr>
+            <w:r>
+              <w:rPr>
+                <w:sz w:val="20"/>
+                <w:szCs w:val="20"/>
+              </w:rPr>
+              <w:t>5</w:t>
+            </w:r>
+          </w:p>
+        </w:tc>
+        <w:tc>
+          <w:tcPr>
+            <w:tcW w:w="1529" w:type="dxa"/>
+            <w:tcBorders>
+              <w:top w:val="single" w:sz="4" w:space="0" w:color="000000"/>
+              <w:left w:val="single" w:sz="4" w:space="0" w:color="000000"/>
+              <w:bottom w:val="single" w:sz="4" w:space="0" w:color="000000"/>
+              <w:right w:val="single" w:sz="4" w:space="0" w:color="000000"/>
+            </w:tcBorders>
+            <w:vAlign w:val="center"/>
+            <w:hideMark/>
+          </w:tcPr>
+          <w:p>
+            <w:pPr>
+              <w:jc w:val="center"/>
+              <w:rPr>
+                <w:sz w:val="20"/>
+                <w:szCs w:val="20"/>
+              </w:rPr>
+            </w:pPr>
+            <w:r>
+              <w:rPr>
+                <w:sz w:val="20"/>
+                <w:szCs w:val="20"/>
+              </w:rPr>
+              <w:t>5</w:t>
+            </w:r>
+          </w:p>
+        </w:tc>
+      </w:tr>
+      <w:tr>
+        <w:tc>
+          <w:tcPr>
+            <w:tcW w:w="5177" w:type="dxa"/>
+            <w:tcBorders>
+              <w:top w:val="single" w:sz="4" w:space="0" w:color="000000"/>
+              <w:left w:val="single" w:sz="4" w:space="0" w:color="000000"/>
+              <w:bottom w:val="single" w:sz="4" w:space="0" w:color="000000"/>
+              <w:right w:val="single" w:sz="4" w:space="0" w:color="000000"/>
+            </w:tcBorders>
+            <w:shd w:val="clear" w:color="auto" w:fill="D9D9D9" w:themeFill="background1" w:themeFillShade="D9"/>
+            <w:vAlign w:val="center"/>
+            <w:hideMark/>
+          </w:tcPr>
+          <w:p>
+            <w:pPr>
+              <w:rPr>
+                <w:sz w:val="20"/>
+                <w:szCs w:val="20"/>
+              </w:rPr>
+            </w:pPr>
+            <w:r>
+              <w:rPr>
+                <w:sz w:val="20"/>
+                <w:szCs w:val="20"/>
+              </w:rPr>
+              <w:t>GitHub folder structure penalty</w:t>
+            </w:r>
+          </w:p>
+        </w:tc>
+        <w:tc>
+          <w:tcPr>
+            <w:tcW w:w="1529" w:type="dxa"/>
+            <w:tcBorders>
+              <w:top w:val="single" w:sz="4" w:space="0" w:color="000000"/>
+              <w:left w:val="single" w:sz="4" w:space="0" w:color="000000"/>
+              <w:bottom w:val="single" w:sz="4" w:space="0" w:color="000000"/>
+              <w:right w:val="single" w:sz="4" w:space="0" w:color="000000"/>
+            </w:tcBorders>
+            <w:shd w:val="clear" w:color="auto" w:fill="D9D9D9" w:themeFill="background1" w:themeFillShade="D9"/>
+            <w:vAlign w:val="center"/>
+            <w:hideMark/>
+          </w:tcPr>
+          <w:p>
+            <w:pPr>
+              <w:jc w:val="center"/>
+              <w:rPr>
+                <w:sz w:val="20"/>
+                <w:szCs w:val="20"/>
+              </w:rPr>
+            </w:pPr>
+            <w:r>
+              <w:rPr>
+                <w:sz w:val="20"/>
+                <w:szCs w:val="20"/>
+              </w:rPr>
+              <w:t>-15</w:t>
+            </w:r>
+          </w:p>
+        </w:tc>
+        <w:tc>
+          <w:tcPr>
+            <w:tcW w:w="1529" w:type="dxa"/>
+            <w:tcBorders>
+              <w:top w:val="single" w:sz="4" w:space="0" w:color="000000"/>
+              <w:left w:val="single" w:sz="4" w:space="0" w:color="000000"/>
+              <w:bottom w:val="single" w:sz="4" w:space="0" w:color="000000"/>
+              <w:right w:val="single" w:sz="4" w:space="0" w:color="000000"/>
+            </w:tcBorders>
+            <w:shd w:val="clear" w:color="auto" w:fill="D9D9D9" w:themeFill="background1" w:themeFillShade="D9"/>
+            <w:vAlign w:val="center"/>
+            <w:hideMark/>
+          </w:tcPr>
+          <w:p>
+            <w:pPr>
+              <w:jc w:val="center"/>
+              <w:rPr>
+                <w:sz w:val="20"/>
+                <w:szCs w:val="20"/>
+              </w:rPr>
+            </w:pPr>
+            <w:r>
+              <w:rPr>
+                <w:sz w:val="20"/>
+                <w:szCs w:val="20"/>
+              </w:rPr>
+              <w:t>-</w:t>
+            </w:r>
+          </w:p>
+        </w:tc>
+      </w:tr>
+      <w:tr>
+        <w:tc>
+          <w:tcPr>
+            <w:tcW w:w="5177" w:type="dxa"/>
+            <w:tcBorders>
+              <w:top w:val="single" w:sz="4" w:space="0" w:color="000000"/>
+              <w:left w:val="single" w:sz="4" w:space="0" w:color="000000"/>
+              <w:bottom w:val="single" w:sz="4" w:space="0" w:color="000000"/>
+              <w:right w:val="single" w:sz="4" w:space="0" w:color="000000"/>
+            </w:tcBorders>
+            <w:shd w:val="clear" w:color="auto" w:fill="D9D9D9" w:themeFill="background1" w:themeFillShade="D9"/>
+            <w:vAlign w:val="center"/>
+            <w:hideMark/>
+          </w:tcPr>
+          <w:p>
+            <w:pPr>
+              <w:rPr>
+                <w:sz w:val="20"/>
+                <w:szCs w:val="20"/>
+              </w:rPr>
+            </w:pPr>
+            <w:r>
+              <w:rPr>
+                <w:sz w:val="20"/>
+                <w:szCs w:val="20"/>
+              </w:rPr>
+              <w:t>Late submission penalty</w:t>
+            </w:r>
+          </w:p>
+        </w:tc>
+        <w:tc>
+          <w:tcPr>
+            <w:tcW w:w="1529" w:type="dxa"/>
+            <w:tcBorders>
+              <w:top w:val="single" w:sz="4" w:space="0" w:color="000000"/>
+              <w:left w:val="single" w:sz="4" w:space="0" w:color="000000"/>
+              <w:bottom w:val="single" w:sz="4" w:space="0" w:color="000000"/>
+              <w:right w:val="single" w:sz="4" w:space="0" w:color="000000"/>
+            </w:tcBorders>
+            <w:shd w:val="clear" w:color="auto" w:fill="D9D9D9" w:themeFill="background1" w:themeFillShade="D9"/>
+            <w:vAlign w:val="center"/>
+            <w:hideMark/>
+          </w:tcPr>
+          <w:p>
+            <w:pPr>
+              <w:jc w:val="center"/>
+              <w:rPr>
+                <w:sz w:val="20"/>
+                <w:szCs w:val="20"/>
+              </w:rPr>
+            </w:pPr>
+            <w:r>
+              <w:rPr>
+                <w:sz w:val="20"/>
+                <w:szCs w:val="20"/>
+              </w:rPr>
+              <w:t>-20</w:t>
+            </w:r>
+          </w:p>
+        </w:tc>
+        <w:tc>
+          <w:tcPr>
+            <w:tcW w:w="1529" w:type="dxa"/>
+            <w:tcBorders>
+              <w:top w:val="single" w:sz="4" w:space="0" w:color="000000"/>
+              <w:left w:val="single" w:sz="4" w:space="0" w:color="000000"/>
+              <w:bottom w:val="single" w:sz="4" w:space="0" w:color="000000"/>
+              <w:right w:val="single" w:sz="4" w:space="0" w:color="000000"/>
+            </w:tcBorders>
+            <w:shd w:val="clear" w:color="auto" w:fill="D9D9D9" w:themeFill="background1" w:themeFillShade="D9"/>
+            <w:vAlign w:val="center"/>
+            <w:hideMark/>
+          </w:tcPr>
+          <w:p>
+            <w:pPr>
+              <w:jc w:val="center"/>
+              <w:rPr>
+                <w:sz w:val="20"/>
+                <w:szCs w:val="20"/>
+              </w:rPr>
+            </w:pPr>
+            <w:r>
+              <w:rPr>
+                <w:sz w:val="20"/>
+                <w:szCs w:val="20"/>
+              </w:rPr>
+              <w:t>-</w:t>
+            </w:r>
+          </w:p>
+        </w:tc>
+      </w:tr>
+      <w:tr>
+        <w:trPr>
+          <w:trHeight w:val="395"/>
+        </w:trPr>
+        <w:tc>
+          <w:tcPr>
+            <w:tcW w:w="5177" w:type="dxa"/>
+            <w:tcBorders>
+              <w:top w:val="single" w:sz="4" w:space="0" w:color="000000"/>
+              <w:left w:val="single" w:sz="4" w:space="0" w:color="000000"/>
+              <w:bottom w:val="single" w:sz="4" w:space="0" w:color="000000"/>
+              <w:right w:val="single" w:sz="4" w:space="0" w:color="000000"/>
+            </w:tcBorders>
+            <w:shd w:val="clear" w:color="auto" w:fill="948A54"/>
+            <w:vAlign w:val="center"/>
+            <w:hideMark/>
+          </w:tcPr>
+          <w:p>
+            <w:pPr>
+              <w:rPr>
+                <w:b/>
+                <w:sz w:val="20"/>
+                <w:szCs w:val="20"/>
+              </w:rPr>
+            </w:pPr>
+            <w:r>
+              <w:rPr>
+                <w:b/>
+                <w:sz w:val="20"/>
+                <w:szCs w:val="20"/>
+              </w:rPr>
+              <w:t>Grand Total</w:t>
+            </w:r>
+          </w:p>
+        </w:tc>
+        <w:tc>
+          <w:tcPr>
+            <w:tcW w:w="1529" w:type="dxa"/>
+            <w:tcBorders>
+              <w:top w:val="single" w:sz="4" w:space="0" w:color="000000"/>
+              <w:left w:val="single" w:sz="4" w:space="0" w:color="000000"/>
+              <w:bottom w:val="single" w:sz="4" w:space="0" w:color="000000"/>
+              <w:right w:val="single" w:sz="4" w:space="0" w:color="000000"/>
+            </w:tcBorders>
+            <w:shd w:val="clear" w:color="auto" w:fill="948A54"/>
+            <w:vAlign w:val="center"/>
+            <w:hideMark/>
+          </w:tcPr>
+          <w:p>
+            <w:pPr>
+              <w:jc w:val="center"/>
+              <w:rPr>
+                <w:b/>
+                <w:sz w:val="20"/>
+                <w:szCs w:val="20"/>
+              </w:rPr>
+            </w:pPr>
+            <w:r>
+              <w:rPr>
+                <w:b/>
+                <w:sz w:val="20"/>
+                <w:szCs w:val="20"/>
+              </w:rPr>
+              <w:t>100</w:t>
+            </w:r>
+          </w:p>
+        </w:tc>
+        <w:tc>
+          <w:tcPr>
+            <w:tcW w:w="1529" w:type="dxa"/>
+            <w:tcBorders>
+              <w:top w:val="single" w:sz="4" w:space="0" w:color="000000"/>
+              <w:left w:val="single" w:sz="4" w:space="0" w:color="000000"/>
+              <w:bottom w:val="single" w:sz="4" w:space="0" w:color="000000"/>
+              <w:right w:val="single" w:sz="4" w:space="0" w:color="000000"/>
+            </w:tcBorders>
+            <w:shd w:val="clear" w:color="auto" w:fill="948A54"/>
+            <w:vAlign w:val="center"/>
+            <w:hideMark/>
+          </w:tcPr>
+          <w:p>
+            <w:pPr>
+              <w:jc w:val="center"/>
+              <w:rPr>
+                <w:b/>
+                <w:sz w:val="20"/>
+                <w:szCs w:val="20"/>
+              </w:rPr>
+            </w:pPr>
+            <w:r>
+              <w:rPr>
+                <w:b/>
+                <w:sz w:val="20"/>
+                <w:szCs w:val="20"/>
+              </w:rPr>
+              <w:fldChar w:fldCharType="begin"/>
+            </w:r>
+            <w:r>
+              <w:rPr>
+                <w:b/>
+                <w:sz w:val="20"/>
+                <w:szCs w:val="20"/>
+              </w:rPr>
+              <w:instrText xml:space="preserve"> =SUM(ABOVE) </w:instrText>
+            </w:r>
+            <w:r>
+              <w:rPr>
+                <w:b/>
+                <w:sz w:val="20"/>
+                <w:szCs w:val="20"/>
+              </w:rPr>
+              <w:fldChar w:fldCharType="separate"/>
+            </w:r>
+            <w:r>
+              <w:rPr>
+                <w:b/>
+                <w:noProof/>
+                <w:sz w:val="20"/>
+                <w:szCs w:val="20"/>
+              </w:rPr>
+              <w:t>98</w:t>
+            </w:r>
+            <w:r>
+              <w:rPr>
+                <w:b/>
+                <w:sz w:val="20"/>
+                <w:szCs w:val="20"/>
+              </w:rPr>
+              <w:fldChar w:fldCharType="end"/>
+            </w:r>
+          </w:p>
+        </w:tc>
+      </w:tr>
+      <w:tr>
+        <w:trPr>
+          <w:trHeight w:val="395"/>
+        </w:trPr>
+        <w:tc>
+          <w:tcPr>
+            <w:tcW w:w="8235" w:type="dxa"/>
+            <w:gridSpan w:val="3"/>
+            <w:tcBorders>
+              <w:top w:val="single" w:sz="4" w:space="0" w:color="000000"/>
+              <w:left w:val="single" w:sz="4" w:space="0" w:color="000000"/>
+              <w:bottom w:val="single" w:sz="4" w:space="0" w:color="000000"/>
+              <w:right w:val="single" w:sz="4" w:space="0" w:color="000000"/>
+            </w:tcBorders>
+            <w:shd w:val="clear" w:color="auto" w:fill="D5DCE4" w:themeFill="text2" w:themeFillTint="33"/>
+            <w:vAlign w:val="center"/>
+            <w:hideMark/>
+          </w:tcPr>
+          <w:p>
+            <w:pPr>
+              <w:rPr>
+                <w:bCs/>
+                <w:sz w:val="20"/>
+                <w:szCs w:val="20"/>
+              </w:rPr>
+            </w:pPr>
+            <w:r>
+              <w:rPr>
+                <w:b/>
+                <w:sz w:val="20"/>
+                <w:szCs w:val="20"/>
+              </w:rPr>
+              <w:t>General Comments/Individual Grading:</w:t>
+            </w:r>
+            <w:r>
+              <w:rPr>
+                <w:bCs/>
+                <w:sz w:val="20"/>
+                <w:szCs w:val="20"/>
+              </w:rPr>
+              <w:br/>
+            </w:r>
+          </w:p>
+          <w:p>
+            <w:pPr>
+              <w:rPr>
+                <w:bCs/>
+                <w:sz w:val="20"/>
+                <w:szCs w:val="20"/>
+              </w:rPr>
+            </w:pPr>
+          </w:p>
+        </w:tc>
+      </w:tr>
+    </w:tbl>
     <w:p>
       <w:pPr>
         <w:jc w:val="center"/>
@@ -356,7 +1501,6 @@
           <w:sz w:val="28"/>
           <w:szCs w:val="28"/>
         </w:rPr>
-        <w:lastRenderedPageBreak/>
         <w:t>Table of Contents</w:t>
       </w:r>
     </w:p>
@@ -381,7 +1525,7 @@
           <w:rFonts w:asciiTheme="minorHAnsi" w:eastAsiaTheme="minorEastAsia" w:hAnsiTheme="minorHAnsi" w:cstheme="minorBidi"/>
           <w:noProof/>
           <w:szCs w:val="24"/>
-          <w:lang w:val="en-PK" w:eastAsia="en-GB"/>
+          <w:lang w:eastAsia="en-GB"/>
         </w:rPr>
       </w:pPr>
       <w:r>
@@ -407,7 +1551,7 @@
             <w:rFonts w:asciiTheme="minorHAnsi" w:eastAsiaTheme="minorEastAsia" w:hAnsiTheme="minorHAnsi" w:cstheme="minorBidi"/>
             <w:noProof/>
             <w:szCs w:val="24"/>
-            <w:lang w:val="en-PK" w:eastAsia="en-GB"/>
+            <w:lang w:eastAsia="en-GB"/>
           </w:rPr>
           <w:tab/>
         </w:r>
@@ -480,7 +1624,7 @@
           <w:rFonts w:asciiTheme="minorHAnsi" w:eastAsiaTheme="minorEastAsia" w:hAnsiTheme="minorHAnsi" w:cstheme="minorBidi"/>
           <w:noProof/>
           <w:szCs w:val="24"/>
-          <w:lang w:val="en-PK" w:eastAsia="en-GB"/>
+          <w:lang w:eastAsia="en-GB"/>
         </w:rPr>
       </w:pPr>
       <w:hyperlink w:anchor="_Toc83733555" w:history="1">
@@ -497,7 +1641,7 @@
             <w:rFonts w:asciiTheme="minorHAnsi" w:eastAsiaTheme="minorEastAsia" w:hAnsiTheme="minorHAnsi" w:cstheme="minorBidi"/>
             <w:noProof/>
             <w:szCs w:val="24"/>
-            <w:lang w:val="en-PK" w:eastAsia="en-GB"/>
+            <w:lang w:eastAsia="en-GB"/>
           </w:rPr>
           <w:tab/>
         </w:r>
@@ -569,7 +1713,7 @@
         <w:rPr>
           <w:rFonts w:eastAsiaTheme="minorEastAsia"/>
           <w:noProof/>
-          <w:lang w:val="en-PK" w:eastAsia="en-GB"/>
+          <w:lang w:eastAsia="en-GB"/>
         </w:rPr>
       </w:pPr>
       <w:hyperlink w:anchor="_Toc83733556" w:history="1">
@@ -584,7 +1728,7 @@
           <w:rPr>
             <w:rFonts w:eastAsiaTheme="minorEastAsia"/>
             <w:noProof/>
-            <w:lang w:val="en-PK" w:eastAsia="en-GB"/>
+            <w:lang w:eastAsia="en-GB"/>
           </w:rPr>
           <w:tab/>
         </w:r>
@@ -655,7 +1799,7 @@
         <w:rPr>
           <w:rFonts w:eastAsiaTheme="minorEastAsia"/>
           <w:noProof/>
-          <w:lang w:val="en-PK" w:eastAsia="en-GB"/>
+          <w:lang w:eastAsia="en-GB"/>
         </w:rPr>
       </w:pPr>
       <w:hyperlink w:anchor="_Toc83733557" w:history="1">
@@ -670,7 +1814,7 @@
           <w:rPr>
             <w:rFonts w:eastAsiaTheme="minorEastAsia"/>
             <w:noProof/>
-            <w:lang w:val="en-PK" w:eastAsia="en-GB"/>
+            <w:lang w:eastAsia="en-GB"/>
           </w:rPr>
           <w:tab/>
         </w:r>
@@ -741,7 +1885,7 @@
         <w:rPr>
           <w:rFonts w:eastAsiaTheme="minorEastAsia"/>
           <w:noProof/>
-          <w:lang w:val="en-PK" w:eastAsia="en-GB"/>
+          <w:lang w:eastAsia="en-GB"/>
         </w:rPr>
       </w:pPr>
       <w:hyperlink w:anchor="_Toc83733558" w:history="1">
@@ -756,7 +1900,7 @@
           <w:rPr>
             <w:rFonts w:eastAsiaTheme="minorEastAsia"/>
             <w:noProof/>
-            <w:lang w:val="en-PK" w:eastAsia="en-GB"/>
+            <w:lang w:eastAsia="en-GB"/>
           </w:rPr>
           <w:tab/>
         </w:r>
@@ -828,7 +1972,7 @@
           <w:rFonts w:asciiTheme="minorHAnsi" w:eastAsiaTheme="minorEastAsia" w:hAnsiTheme="minorHAnsi" w:cstheme="minorBidi"/>
           <w:noProof/>
           <w:szCs w:val="24"/>
-          <w:lang w:val="en-PK" w:eastAsia="en-GB"/>
+          <w:lang w:eastAsia="en-GB"/>
         </w:rPr>
       </w:pPr>
       <w:hyperlink w:anchor="_Toc83733559" w:history="1">
@@ -845,7 +1989,7 @@
             <w:rFonts w:asciiTheme="minorHAnsi" w:eastAsiaTheme="minorEastAsia" w:hAnsiTheme="minorHAnsi" w:cstheme="minorBidi"/>
             <w:noProof/>
             <w:szCs w:val="24"/>
-            <w:lang w:val="en-PK" w:eastAsia="en-GB"/>
+            <w:lang w:eastAsia="en-GB"/>
           </w:rPr>
           <w:tab/>
         </w:r>
@@ -917,7 +2061,7 @@
         <w:rPr>
           <w:rFonts w:eastAsiaTheme="minorEastAsia"/>
           <w:noProof/>
-          <w:lang w:val="en-PK" w:eastAsia="en-GB"/>
+          <w:lang w:eastAsia="en-GB"/>
         </w:rPr>
       </w:pPr>
       <w:hyperlink w:anchor="_Toc83733560" w:history="1">
@@ -932,7 +2076,7 @@
           <w:rPr>
             <w:rFonts w:eastAsiaTheme="minorEastAsia"/>
             <w:noProof/>
-            <w:lang w:val="en-PK" w:eastAsia="en-GB"/>
+            <w:lang w:eastAsia="en-GB"/>
           </w:rPr>
           <w:tab/>
         </w:r>
@@ -1004,7 +2148,7 @@
           <w:rFonts w:asciiTheme="minorHAnsi" w:eastAsiaTheme="minorEastAsia" w:hAnsiTheme="minorHAnsi" w:cstheme="minorBidi"/>
           <w:noProof/>
           <w:szCs w:val="24"/>
-          <w:lang w:val="en-PK" w:eastAsia="en-GB"/>
+          <w:lang w:eastAsia="en-GB"/>
         </w:rPr>
       </w:pPr>
       <w:hyperlink w:anchor="_Toc83733561" w:history="1">
@@ -1021,7 +2165,7 @@
             <w:rFonts w:asciiTheme="minorHAnsi" w:eastAsiaTheme="minorEastAsia" w:hAnsiTheme="minorHAnsi" w:cstheme="minorBidi"/>
             <w:noProof/>
             <w:szCs w:val="24"/>
-            <w:lang w:val="en-PK" w:eastAsia="en-GB"/>
+            <w:lang w:eastAsia="en-GB"/>
           </w:rPr>
           <w:tab/>
         </w:r>
@@ -1094,7 +2238,7 @@
           <w:rFonts w:asciiTheme="minorHAnsi" w:eastAsiaTheme="minorEastAsia" w:hAnsiTheme="minorHAnsi" w:cstheme="minorBidi"/>
           <w:noProof/>
           <w:szCs w:val="24"/>
-          <w:lang w:val="en-PK" w:eastAsia="en-GB"/>
+          <w:lang w:eastAsia="en-GB"/>
         </w:rPr>
       </w:pPr>
       <w:hyperlink w:anchor="_Toc83733562" w:history="1">
@@ -1111,7 +2255,7 @@
             <w:rFonts w:asciiTheme="minorHAnsi" w:eastAsiaTheme="minorEastAsia" w:hAnsiTheme="minorHAnsi" w:cstheme="minorBidi"/>
             <w:noProof/>
             <w:szCs w:val="24"/>
-            <w:lang w:val="en-PK" w:eastAsia="en-GB"/>
+            <w:lang w:eastAsia="en-GB"/>
           </w:rPr>
           <w:tab/>
         </w:r>
@@ -1184,7 +2328,7 @@
           <w:rFonts w:asciiTheme="minorHAnsi" w:eastAsiaTheme="minorEastAsia" w:hAnsiTheme="minorHAnsi" w:cstheme="minorBidi"/>
           <w:noProof/>
           <w:szCs w:val="24"/>
-          <w:lang w:val="en-PK" w:eastAsia="en-GB"/>
+          <w:lang w:eastAsia="en-GB"/>
         </w:rPr>
       </w:pPr>
       <w:hyperlink w:anchor="_Toc83733563" w:history="1">
@@ -1201,7 +2345,7 @@
             <w:rFonts w:asciiTheme="minorHAnsi" w:eastAsiaTheme="minorEastAsia" w:hAnsiTheme="minorHAnsi" w:cstheme="minorBidi"/>
             <w:noProof/>
             <w:szCs w:val="24"/>
-            <w:lang w:val="en-PK" w:eastAsia="en-GB"/>
+            <w:lang w:eastAsia="en-GB"/>
           </w:rPr>
           <w:tab/>
         </w:r>
@@ -1274,7 +2418,7 @@
           <w:rFonts w:asciiTheme="minorHAnsi" w:eastAsiaTheme="minorEastAsia" w:hAnsiTheme="minorHAnsi" w:cstheme="minorBidi"/>
           <w:noProof/>
           <w:szCs w:val="24"/>
-          <w:lang w:val="en-PK" w:eastAsia="en-GB"/>
+          <w:lang w:eastAsia="en-GB"/>
         </w:rPr>
       </w:pPr>
       <w:hyperlink w:anchor="_Toc83733564" w:history="1">
@@ -1290,7 +2434,7 @@
             <w:rFonts w:asciiTheme="minorHAnsi" w:eastAsiaTheme="minorEastAsia" w:hAnsiTheme="minorHAnsi" w:cstheme="minorBidi"/>
             <w:noProof/>
             <w:szCs w:val="24"/>
-            <w:lang w:val="en-PK" w:eastAsia="en-GB"/>
+            <w:lang w:eastAsia="en-GB"/>
           </w:rPr>
           <w:tab/>
         </w:r>
@@ -5556,14 +6700,14 @@
           <w:numId w:val="26"/>
         </w:numPr>
         <w:rPr>
-          <w:lang w:val="en-PK"/>
+          <w:lang/>
         </w:rPr>
       </w:pPr>
       <w:r>
         <w:rPr>
           <w:b/>
           <w:bCs/>
-          <w:lang w:val="en-PK"/>
+          <w:lang/>
         </w:rPr>
         <w:t>User Interface</w:t>
       </w:r>
@@ -5571,13 +6715,13 @@
         <w:rPr>
           <w:b/>
           <w:bCs/>
-          <w:lang w:val="en-PK"/>
+          <w:lang/>
         </w:rPr>
         <w:t xml:space="preserve"> (UI)</w:t>
       </w:r>
       <w:r>
         <w:rPr>
-          <w:lang w:val="en-PK"/>
+          <w:lang/>
         </w:rPr>
         <w:t>: Users (faculty, TAs, students) interact with the system via a web application. They can log in, search for available rooms/workspaces, and make reservations.</w:t>
       </w:r>
@@ -5589,20 +6733,20 @@
           <w:numId w:val="26"/>
         </w:numPr>
         <w:rPr>
-          <w:lang w:val="en-PK"/>
+          <w:lang/>
         </w:rPr>
       </w:pPr>
       <w:r>
         <w:rPr>
           <w:b/>
           <w:bCs/>
-          <w:lang w:val="en-PK"/>
+          <w:lang/>
         </w:rPr>
         <w:t>Booking Module</w:t>
       </w:r>
       <w:r>
         <w:rPr>
-          <w:lang w:val="en-PK"/>
+          <w:lang/>
         </w:rPr>
         <w:t>: When a user attempts to book a room/workspace, the system checks the availability from the database. If the room is available, it is booked, and the details are updated in the database.</w:t>
       </w:r>
@@ -5614,20 +6758,20 @@
           <w:numId w:val="26"/>
         </w:numPr>
         <w:rPr>
-          <w:lang w:val="en-PK"/>
+          <w:lang/>
         </w:rPr>
       </w:pPr>
       <w:r>
         <w:rPr>
           <w:b/>
           <w:bCs/>
-          <w:lang w:val="en-PK"/>
+          <w:lang/>
         </w:rPr>
         <w:t>Conflict Resolution Module</w:t>
       </w:r>
       <w:r>
         <w:rPr>
-          <w:lang w:val="en-PK"/>
+          <w:lang/>
         </w:rPr>
         <w:t>: If multiple users try to book the same room simultaneously, the system applies conflict resolution rules (e.g., first-come, first-served) and updates the status accordingly.</w:t>
       </w:r>
@@ -5639,20 +6783,20 @@
           <w:numId w:val="26"/>
         </w:numPr>
         <w:rPr>
-          <w:lang w:val="en-PK"/>
+          <w:lang/>
         </w:rPr>
       </w:pPr>
       <w:r>
         <w:rPr>
           <w:b/>
           <w:bCs/>
-          <w:lang w:val="en-PK"/>
+          <w:lang/>
         </w:rPr>
         <w:t>Notification Service</w:t>
       </w:r>
       <w:r>
         <w:rPr>
-          <w:lang w:val="en-PK"/>
+          <w:lang/>
         </w:rPr>
         <w:t>: After booking, cancellation, or any change, the system sends a notification to the user's email or dashboard.</w:t>
       </w:r>
@@ -5715,20 +6859,20 @@
           <w:numId w:val="27"/>
         </w:numPr>
         <w:rPr>
-          <w:lang w:val="en-PK"/>
+          <w:lang/>
         </w:rPr>
       </w:pPr>
       <w:r>
         <w:rPr>
           <w:b/>
           <w:bCs/>
-          <w:lang w:val="en-PK"/>
+          <w:lang/>
         </w:rPr>
         <w:t>Pros</w:t>
       </w:r>
       <w:r>
         <w:rPr>
-          <w:lang w:val="en-PK"/>
+          <w:lang/>
         </w:rPr>
         <w:t>:</w:t>
       </w:r>
@@ -5740,20 +6884,20 @@
           <w:numId w:val="27"/>
         </w:numPr>
         <w:rPr>
-          <w:lang w:val="en-PK"/>
+          <w:lang/>
         </w:rPr>
       </w:pPr>
       <w:r>
         <w:rPr>
           <w:b/>
           <w:bCs/>
-          <w:lang w:val="en-PK"/>
+          <w:lang/>
         </w:rPr>
         <w:t>Scalability</w:t>
       </w:r>
       <w:r>
         <w:rPr>
-          <w:lang w:val="en-PK"/>
+          <w:lang/>
         </w:rPr>
         <w:t>: The architecture can handle up to 500 concurrent users due to the layered design separating user interface, logic, and data storage.</w:t>
       </w:r>
@@ -5765,20 +6909,20 @@
           <w:numId w:val="27"/>
         </w:numPr>
         <w:rPr>
-          <w:lang w:val="en-PK"/>
+          <w:lang/>
         </w:rPr>
       </w:pPr>
       <w:r>
         <w:rPr>
           <w:b/>
           <w:bCs/>
-          <w:lang w:val="en-PK"/>
+          <w:lang/>
         </w:rPr>
         <w:t>Reliability</w:t>
       </w:r>
       <w:r>
         <w:rPr>
-          <w:lang w:val="en-PK"/>
+          <w:lang/>
         </w:rPr>
         <w:t>: With separate modules for conflict resolution and notifications, the system can guarantee consistent handling of reservations, minimizing double bookings.</w:t>
       </w:r>
@@ -5790,20 +6934,20 @@
           <w:numId w:val="27"/>
         </w:numPr>
         <w:rPr>
-          <w:lang w:val="en-PK"/>
+          <w:lang/>
         </w:rPr>
       </w:pPr>
       <w:r>
         <w:rPr>
           <w:b/>
           <w:bCs/>
-          <w:lang w:val="en-PK"/>
+          <w:lang/>
         </w:rPr>
         <w:t>Performance</w:t>
       </w:r>
       <w:r>
         <w:rPr>
-          <w:lang w:val="en-PK"/>
+          <w:lang/>
         </w:rPr>
         <w:t>: The booking system and conflict resolution module ensure responses are delivered within 2 seconds, meeting the performance requirements.</w:t>
       </w:r>
@@ -5815,20 +6959,20 @@
           <w:numId w:val="27"/>
         </w:numPr>
         <w:rPr>
-          <w:lang w:val="en-PK"/>
+          <w:lang/>
         </w:rPr>
       </w:pPr>
       <w:r>
         <w:rPr>
           <w:b/>
           <w:bCs/>
-          <w:lang w:val="en-PK"/>
+          <w:lang/>
         </w:rPr>
         <w:t>Maintainability</w:t>
       </w:r>
       <w:r>
         <w:rPr>
-          <w:lang w:val="en-PK"/>
+          <w:lang/>
         </w:rPr>
         <w:t>: Modular design ensures that changes in one part of the system (e.g., UI or Notification Service) won’t affect the rest of the system.</w:t>
       </w:r>
@@ -5840,20 +6984,20 @@
           <w:numId w:val="27"/>
         </w:numPr>
         <w:rPr>
-          <w:lang w:val="en-PK"/>
+          <w:lang/>
         </w:rPr>
       </w:pPr>
       <w:r>
         <w:rPr>
           <w:b/>
           <w:bCs/>
-          <w:lang w:val="en-PK"/>
+          <w:lang/>
         </w:rPr>
         <w:t>Cons</w:t>
       </w:r>
       <w:r>
         <w:rPr>
-          <w:lang w:val="en-PK"/>
+          <w:lang/>
         </w:rPr>
         <w:t>:</w:t>
       </w:r>
@@ -5865,20 +7009,20 @@
           <w:numId w:val="27"/>
         </w:numPr>
         <w:rPr>
-          <w:lang w:val="en-PK"/>
+          <w:lang/>
         </w:rPr>
       </w:pPr>
       <w:r>
         <w:rPr>
           <w:b/>
           <w:bCs/>
-          <w:lang w:val="en-PK"/>
+          <w:lang/>
         </w:rPr>
         <w:t>Complexity</w:t>
       </w:r>
       <w:r>
         <w:rPr>
-          <w:lang w:val="en-PK"/>
+          <w:lang/>
         </w:rPr>
         <w:t>: The conflict resolution module adds complexity and requires precise handling to ensure smooth functioning during high traffic times.</w:t>
       </w:r>
@@ -5890,20 +7034,20 @@
           <w:numId w:val="27"/>
         </w:numPr>
         <w:rPr>
-          <w:lang w:val="en-PK"/>
+          <w:lang/>
         </w:rPr>
       </w:pPr>
       <w:r>
         <w:rPr>
           <w:b/>
           <w:bCs/>
-          <w:lang w:val="en-PK"/>
+          <w:lang/>
         </w:rPr>
         <w:t>Notification Delays</w:t>
       </w:r>
       <w:r>
         <w:rPr>
-          <w:lang w:val="en-PK"/>
+          <w:lang/>
         </w:rPr>
         <w:t>: If the notification service fails, users may not receive timely updates, affecting user experience.</w:t>
       </w:r>
@@ -5953,13 +7097,53 @@
       </w:r>
       <w:bookmarkEnd w:id="6"/>
     </w:p>
-    <w:p/>
     <w:p>
+      <w:pPr>
+        <w:rPr>
+          <w:color w:val="FF0000"/>
+        </w:rPr>
+      </w:pPr>
+      <w:r>
+        <w:rPr>
+          <w:color w:val="FF0000"/>
+        </w:rPr>
+        <w:t xml:space="preserve">[Move to </w:t>
+      </w:r>
+      <w:proofErr w:type="gramStart"/>
+      <w:r>
+        <w:rPr>
+          <w:color w:val="FF0000"/>
+        </w:rPr>
+        <w:t>other</w:t>
+      </w:r>
+      <w:proofErr w:type="gramEnd"/>
+      <w:r>
+        <w:rPr>
+          <w:color w:val="FF0000"/>
+        </w:rPr>
+        <w:t xml:space="preserve"> document]</w:t>
+      </w:r>
+      <w:r>
+        <w:rPr>
+          <w:color w:val="FF0000"/>
+        </w:rPr>
+        <w:t xml:space="preserve"> [This should be directly related to your own project]</w:t>
+      </w:r>
+    </w:p>
+    <w:p>
       <w:r>
         <w:t>&lt;List down</w:t>
       </w:r>
       <w:r>
-        <w:t xml:space="preserve"> top 10</w:t>
+        <w:t xml:space="preserve"> </w:t>
+      </w:r>
+      <w:proofErr w:type="gramStart"/>
+      <w:r>
+        <w:t>top</w:t>
+      </w:r>
+      <w:proofErr w:type="gramEnd"/>
+      <w:r>
+        <w:t xml:space="preserve"> 10</w:t>
       </w:r>
       <w:r>
         <w:t xml:space="preserve"> potential risks and their mitigation strategies&gt;</w:t>
@@ -6526,7 +7710,7 @@
         <w:rPr>
           <w:sz w:val="24"/>
           <w:szCs w:val="24"/>
-          <w:lang w:val="en-PK"/>
+          <w:lang/>
         </w:rPr>
       </w:pPr>
       <w:r>
@@ -6535,7 +7719,7 @@
           <w:bCs/>
           <w:sz w:val="24"/>
           <w:szCs w:val="24"/>
-          <w:lang w:val="en-PK"/>
+          <w:lang/>
         </w:rPr>
         <w:t>Front-End</w:t>
       </w:r>
@@ -6543,7 +7727,7 @@
         <w:rPr>
           <w:sz w:val="24"/>
           <w:szCs w:val="24"/>
-          <w:lang w:val="en-PK"/>
+          <w:lang/>
         </w:rPr>
         <w:t>: React.js (v1</w:t>
       </w:r>
@@ -6551,7 +7735,7 @@
         <w:rPr>
           <w:sz w:val="24"/>
           <w:szCs w:val="24"/>
-          <w:lang w:val="en-PK"/>
+          <w:lang/>
         </w:rPr>
         <w:t>8</w:t>
       </w:r>
@@ -6559,7 +7743,7 @@
         <w:rPr>
           <w:sz w:val="24"/>
           <w:szCs w:val="24"/>
-          <w:lang w:val="en-PK"/>
+          <w:lang/>
         </w:rPr>
         <w:t>.0)</w:t>
       </w:r>
@@ -6570,7 +7754,7 @@
         <w:rPr>
           <w:sz w:val="24"/>
           <w:szCs w:val="24"/>
-          <w:lang w:val="en-PK"/>
+          <w:lang/>
         </w:rPr>
       </w:pPr>
     </w:p>
@@ -6584,7 +7768,7 @@
         <w:rPr>
           <w:sz w:val="24"/>
           <w:szCs w:val="24"/>
-          <w:lang w:val="en-PK"/>
+          <w:lang/>
         </w:rPr>
       </w:pPr>
       <w:r>
@@ -6593,7 +7777,7 @@
           <w:bCs/>
           <w:sz w:val="24"/>
           <w:szCs w:val="24"/>
-          <w:lang w:val="en-PK"/>
+          <w:lang/>
         </w:rPr>
         <w:t>Back-End</w:t>
       </w:r>
@@ -6601,7 +7785,7 @@
         <w:rPr>
           <w:sz w:val="24"/>
           <w:szCs w:val="24"/>
-          <w:lang w:val="en-PK"/>
+          <w:lang/>
         </w:rPr>
         <w:t>: Node.js (v1</w:t>
       </w:r>
@@ -6609,7 +7793,7 @@
         <w:rPr>
           <w:sz w:val="24"/>
           <w:szCs w:val="24"/>
-          <w:lang w:val="en-PK"/>
+          <w:lang/>
         </w:rPr>
         <w:t>6</w:t>
       </w:r>
@@ -6617,7 +7801,7 @@
         <w:rPr>
           <w:sz w:val="24"/>
           <w:szCs w:val="24"/>
-          <w:lang w:val="en-PK"/>
+          <w:lang/>
         </w:rPr>
         <w:t>), Express (v4.x)</w:t>
       </w:r>
@@ -6628,7 +7812,7 @@
         <w:rPr>
           <w:sz w:val="24"/>
           <w:szCs w:val="24"/>
-          <w:lang w:val="en-PK"/>
+          <w:lang/>
         </w:rPr>
       </w:pPr>
     </w:p>
@@ -6642,7 +7826,7 @@
         <w:rPr>
           <w:sz w:val="24"/>
           <w:szCs w:val="24"/>
-          <w:lang w:val="en-PK"/>
+          <w:lang/>
         </w:rPr>
       </w:pPr>
       <w:r>
@@ -6651,7 +7835,7 @@
           <w:bCs/>
           <w:sz w:val="24"/>
           <w:szCs w:val="24"/>
-          <w:lang w:val="en-PK"/>
+          <w:lang/>
         </w:rPr>
         <w:t>Database</w:t>
       </w:r>
@@ -6659,7 +7843,7 @@
         <w:rPr>
           <w:sz w:val="24"/>
           <w:szCs w:val="24"/>
-          <w:lang w:val="en-PK"/>
+          <w:lang/>
         </w:rPr>
         <w:t>: M</w:t>
       </w:r>
@@ -6667,7 +7851,7 @@
         <w:rPr>
           <w:sz w:val="24"/>
           <w:szCs w:val="24"/>
-          <w:lang w:val="en-PK"/>
+          <w:lang/>
         </w:rPr>
         <w:t>ongoDB</w:t>
       </w:r>
@@ -6675,7 +7859,7 @@
         <w:rPr>
           <w:sz w:val="24"/>
           <w:szCs w:val="24"/>
-          <w:lang w:val="en-PK"/>
+          <w:lang/>
         </w:rPr>
         <w:t xml:space="preserve"> (v</w:t>
       </w:r>
@@ -6683,7 +7867,7 @@
         <w:rPr>
           <w:sz w:val="24"/>
           <w:szCs w:val="24"/>
-          <w:lang w:val="en-PK"/>
+          <w:lang/>
         </w:rPr>
         <w:t>7</w:t>
       </w:r>
@@ -6691,7 +7875,7 @@
         <w:rPr>
           <w:sz w:val="24"/>
           <w:szCs w:val="24"/>
-          <w:lang w:val="en-PK"/>
+          <w:lang/>
         </w:rPr>
         <w:t>.x)</w:t>
       </w:r>
@@ -6702,7 +7886,7 @@
         <w:rPr>
           <w:sz w:val="24"/>
           <w:szCs w:val="24"/>
-          <w:lang w:val="en-PK"/>
+          <w:lang/>
         </w:rPr>
       </w:pPr>
     </w:p>
@@ -6716,7 +7900,7 @@
         <w:rPr>
           <w:sz w:val="24"/>
           <w:szCs w:val="24"/>
-          <w:lang w:val="en-PK"/>
+          <w:lang/>
         </w:rPr>
       </w:pPr>
       <w:r>
@@ -6725,7 +7909,7 @@
           <w:bCs/>
           <w:sz w:val="24"/>
           <w:szCs w:val="24"/>
-          <w:lang w:val="en-PK"/>
+          <w:lang/>
         </w:rPr>
         <w:t>Notification System</w:t>
       </w:r>
@@ -6733,7 +7917,7 @@
         <w:rPr>
           <w:sz w:val="24"/>
           <w:szCs w:val="24"/>
-          <w:lang w:val="en-PK"/>
+          <w:lang/>
         </w:rPr>
         <w:t>: NodeMailer for email notifications</w:t>
       </w:r>
@@ -6744,7 +7928,7 @@
         <w:rPr>
           <w:sz w:val="24"/>
           <w:szCs w:val="24"/>
-          <w:lang w:val="en-PK"/>
+          <w:lang/>
         </w:rPr>
       </w:pPr>
     </w:p>
@@ -6758,7 +7942,7 @@
         <w:rPr>
           <w:sz w:val="24"/>
           <w:szCs w:val="24"/>
-          <w:lang w:val="en-PK"/>
+          <w:lang/>
         </w:rPr>
       </w:pPr>
       <w:r>
@@ -6767,7 +7951,7 @@
           <w:bCs/>
           <w:sz w:val="24"/>
           <w:szCs w:val="24"/>
-          <w:lang w:val="en-PK"/>
+          <w:lang/>
         </w:rPr>
         <w:t>Testing</w:t>
       </w:r>
@@ -6775,7 +7959,7 @@
         <w:rPr>
           <w:sz w:val="24"/>
           <w:szCs w:val="24"/>
-          <w:lang w:val="en-PK"/>
+          <w:lang/>
         </w:rPr>
         <w:t>: JUnit, Selenium for UI testing</w:t>
       </w:r>
@@ -6786,7 +7970,7 @@
         <w:rPr>
           <w:sz w:val="24"/>
           <w:szCs w:val="24"/>
-          <w:lang w:val="en-PK"/>
+          <w:lang/>
         </w:rPr>
       </w:pPr>
     </w:p>
@@ -6800,7 +7984,7 @@
         <w:rPr>
           <w:sz w:val="24"/>
           <w:szCs w:val="24"/>
-          <w:lang w:val="en-PK"/>
+          <w:lang/>
         </w:rPr>
       </w:pPr>
       <w:r>
@@ -6809,7 +7993,7 @@
           <w:bCs/>
           <w:sz w:val="24"/>
           <w:szCs w:val="24"/>
-          <w:lang w:val="en-PK"/>
+          <w:lang/>
         </w:rPr>
         <w:t>Development IDE</w:t>
       </w:r>
@@ -6817,7 +8001,7 @@
         <w:rPr>
           <w:sz w:val="24"/>
           <w:szCs w:val="24"/>
-          <w:lang w:val="en-PK"/>
+          <w:lang/>
         </w:rPr>
         <w:t>: Visual Studio Code</w:t>
       </w:r>
@@ -6828,7 +8012,7 @@
         <w:rPr>
           <w:sz w:val="24"/>
           <w:szCs w:val="24"/>
-          <w:lang w:val="en-PK"/>
+          <w:lang/>
         </w:rPr>
       </w:pPr>
     </w:p>
@@ -6842,7 +8026,7 @@
         <w:rPr>
           <w:sz w:val="24"/>
           <w:szCs w:val="24"/>
-          <w:lang w:val="en-PK"/>
+          <w:lang/>
         </w:rPr>
       </w:pPr>
       <w:r>
@@ -6851,7 +8035,7 @@
           <w:bCs/>
           <w:sz w:val="24"/>
           <w:szCs w:val="24"/>
-          <w:lang w:val="en-PK"/>
+          <w:lang/>
         </w:rPr>
         <w:t>Deployment Platform</w:t>
       </w:r>
@@ -6859,7 +8043,7 @@
         <w:rPr>
           <w:sz w:val="24"/>
           <w:szCs w:val="24"/>
-          <w:lang w:val="en-PK"/>
+          <w:lang/>
         </w:rPr>
         <w:t xml:space="preserve">: </w:t>
       </w:r>
@@ -6867,7 +8051,7 @@
         <w:rPr>
           <w:sz w:val="24"/>
           <w:szCs w:val="24"/>
-          <w:lang w:val="en-PK"/>
+          <w:lang/>
         </w:rPr>
         <w:t>Vercel (v34.x)</w:t>
       </w:r>
@@ -6875,7 +8059,7 @@
         <w:rPr>
           <w:sz w:val="24"/>
           <w:szCs w:val="24"/>
-          <w:lang w:val="en-PK"/>
+          <w:lang/>
         </w:rPr>
         <w:t xml:space="preserve"> for hosting, S3 for storage</w:t>
       </w:r>
@@ -6886,7 +8070,7 @@
         <w:rPr>
           <w:sz w:val="24"/>
           <w:szCs w:val="24"/>
-          <w:lang w:val="en-PK"/>
+          <w:lang/>
         </w:rPr>
       </w:pPr>
     </w:p>
@@ -6908,7 +8092,7 @@
           <w:bCs/>
           <w:sz w:val="24"/>
           <w:szCs w:val="24"/>
-          <w:lang w:val="en-PK"/>
+          <w:lang/>
         </w:rPr>
         <w:t>Version Control</w:t>
       </w:r>
@@ -6916,7 +8100,7 @@
         <w:rPr>
           <w:sz w:val="24"/>
           <w:szCs w:val="24"/>
-          <w:lang w:val="en-PK"/>
+          <w:lang/>
         </w:rPr>
         <w:t>: Git (GitHub repository)</w:t>
       </w:r>
@@ -6972,7 +8156,7 @@
           <w:rFonts w:asciiTheme="minorHAnsi" w:hAnsiTheme="minorHAnsi" w:cstheme="minorHAnsi"/>
           <w:sz w:val="28"/>
           <w:szCs w:val="28"/>
-          <w:lang w:val="en-PK"/>
+          <w:lang/>
         </w:rPr>
       </w:pPr>
       <w:r>
@@ -6980,7 +8164,7 @@
           <w:rFonts w:asciiTheme="minorHAnsi" w:hAnsiTheme="minorHAnsi" w:cstheme="minorHAnsi"/>
           <w:sz w:val="28"/>
           <w:szCs w:val="28"/>
-          <w:lang w:val="en-PK"/>
+          <w:lang/>
         </w:rPr>
         <w:t>Development Machines</w:t>
       </w:r>
@@ -6990,43 +8174,43 @@
         <w:rPr>
           <w:b/>
           <w:bCs/>
-          <w:lang w:val="en-PK"/>
+          <w:lang/>
         </w:rPr>
       </w:pPr>
     </w:p>
     <w:p>
       <w:pPr>
         <w:rPr>
-          <w:lang w:val="en-PK"/>
-        </w:rPr>
-      </w:pPr>
-      <w:r>
-        <w:rPr>
-          <w:lang w:val="en-PK"/>
+          <w:lang/>
+        </w:rPr>
+      </w:pPr>
+      <w:r>
+        <w:rPr>
+          <w:lang/>
         </w:rPr>
         <w:t>The development machine</w:t>
       </w:r>
       <w:r>
         <w:rPr>
-          <w:lang w:val="en-PK"/>
+          <w:lang/>
         </w:rPr>
         <w:t>s</w:t>
       </w:r>
       <w:r>
         <w:rPr>
-          <w:lang w:val="en-PK"/>
+          <w:lang/>
         </w:rPr>
         <w:t xml:space="preserve"> </w:t>
       </w:r>
       <w:r>
         <w:rPr>
-          <w:lang w:val="en-PK"/>
+          <w:lang/>
         </w:rPr>
         <w:t>are</w:t>
       </w:r>
       <w:r>
         <w:rPr>
-          <w:lang w:val="en-PK"/>
+          <w:lang/>
         </w:rPr>
         <w:t xml:space="preserve"> required to run the full MERN stack locally for development purposes, including MongoDB for database management, Node.js for the backend, and React for the frontend. The specifications ensure smooth local development and testing.</w:t>
       </w:r>
@@ -7038,20 +8222,20 @@
           <w:numId w:val="29"/>
         </w:numPr>
         <w:rPr>
-          <w:lang w:val="en-PK"/>
+          <w:lang/>
         </w:rPr>
       </w:pPr>
       <w:r>
         <w:rPr>
           <w:b/>
           <w:bCs/>
-          <w:lang w:val="en-PK"/>
+          <w:lang/>
         </w:rPr>
         <w:t>Processor</w:t>
       </w:r>
       <w:r>
         <w:rPr>
-          <w:lang w:val="en-PK"/>
+          <w:lang/>
         </w:rPr>
         <w:t>: Intel Core i5 or equivalent (or higher)</w:t>
       </w:r>
@@ -7063,20 +8247,20 @@
           <w:numId w:val="29"/>
         </w:numPr>
         <w:rPr>
-          <w:lang w:val="en-PK"/>
+          <w:lang/>
         </w:rPr>
       </w:pPr>
       <w:r>
         <w:rPr>
           <w:b/>
           <w:bCs/>
-          <w:lang w:val="en-PK"/>
+          <w:lang/>
         </w:rPr>
         <w:t>RAM</w:t>
       </w:r>
       <w:r>
         <w:rPr>
-          <w:lang w:val="en-PK"/>
+          <w:lang/>
         </w:rPr>
         <w:t>: 8 GB minimum (16 GB recommended for optimal performance when running multiple services simultaneously)</w:t>
       </w:r>
@@ -7088,20 +8272,20 @@
           <w:numId w:val="29"/>
         </w:numPr>
         <w:rPr>
-          <w:lang w:val="en-PK"/>
+          <w:lang/>
         </w:rPr>
       </w:pPr>
       <w:r>
         <w:rPr>
           <w:b/>
           <w:bCs/>
-          <w:lang w:val="en-PK"/>
+          <w:lang/>
         </w:rPr>
         <w:t>Storage</w:t>
       </w:r>
       <w:r>
         <w:rPr>
-          <w:lang w:val="en-PK"/>
+          <w:lang/>
         </w:rPr>
         <w:t>: 256 GB SSD (or higher for faster data access and storage of local databases)</w:t>
       </w:r>
@@ -7113,20 +8297,20 @@
           <w:numId w:val="29"/>
         </w:numPr>
         <w:rPr>
-          <w:lang w:val="en-PK"/>
+          <w:lang/>
         </w:rPr>
       </w:pPr>
       <w:r>
         <w:rPr>
           <w:b/>
           <w:bCs/>
-          <w:lang w:val="en-PK"/>
+          <w:lang/>
         </w:rPr>
         <w:t>Operating System</w:t>
       </w:r>
       <w:r>
         <w:rPr>
-          <w:lang w:val="en-PK"/>
+          <w:lang/>
         </w:rPr>
         <w:t>: Windows 10, macOS, or Linux (Ubuntu 20.04 or later versions)</w:t>
       </w:r>
@@ -7138,20 +8322,20 @@
           <w:numId w:val="29"/>
         </w:numPr>
         <w:rPr>
-          <w:lang w:val="en-PK"/>
+          <w:lang/>
         </w:rPr>
       </w:pPr>
       <w:r>
         <w:rPr>
           <w:b/>
           <w:bCs/>
-          <w:lang w:val="en-PK"/>
+          <w:lang/>
         </w:rPr>
         <w:t>Software Requirements</w:t>
       </w:r>
       <w:r>
         <w:rPr>
-          <w:lang w:val="en-PK"/>
+          <w:lang/>
         </w:rPr>
         <w:t>:</w:t>
       </w:r>
@@ -7163,12 +8347,12 @@
           <w:numId w:val="29"/>
         </w:numPr>
         <w:rPr>
-          <w:lang w:val="en-PK"/>
-        </w:rPr>
-      </w:pPr>
-      <w:r>
-        <w:rPr>
-          <w:lang w:val="en-PK"/>
+          <w:lang/>
+        </w:rPr>
+      </w:pPr>
+      <w:r>
+        <w:rPr>
+          <w:lang/>
         </w:rPr>
         <w:t>Node.js (v16 or higher)</w:t>
       </w:r>
@@ -7180,12 +8364,12 @@
           <w:numId w:val="29"/>
         </w:numPr>
         <w:rPr>
-          <w:lang w:val="en-PK"/>
-        </w:rPr>
-      </w:pPr>
-      <w:r>
-        <w:rPr>
-          <w:lang w:val="en-PK"/>
+          <w:lang/>
+        </w:rPr>
+      </w:pPr>
+      <w:r>
+        <w:rPr>
+          <w:lang/>
         </w:rPr>
         <w:t>MongoDB (local installation or cloud-based like MongoDB Atlas for development)</w:t>
       </w:r>
@@ -7197,12 +8381,12 @@
           <w:numId w:val="29"/>
         </w:numPr>
         <w:rPr>
-          <w:lang w:val="en-PK"/>
-        </w:rPr>
-      </w:pPr>
-      <w:r>
-        <w:rPr>
-          <w:lang w:val="en-PK"/>
+          <w:lang/>
+        </w:rPr>
+      </w:pPr>
+      <w:r>
+        <w:rPr>
+          <w:lang/>
         </w:rPr>
         <w:t>Git (for version control)</w:t>
       </w:r>
@@ -7211,7 +8395,7 @@
       <w:pPr>
         <w:ind w:left="1440"/>
         <w:rPr>
-          <w:lang w:val="en-PK"/>
+          <w:lang/>
         </w:rPr>
       </w:pPr>
     </w:p>
@@ -7219,7 +8403,7 @@
       <w:pPr>
         <w:ind w:left="1440"/>
         <w:rPr>
-          <w:lang w:val="en-PK"/>
+          <w:lang/>
         </w:rPr>
       </w:pPr>
     </w:p>
@@ -7230,7 +8414,7 @@
           <w:rFonts w:asciiTheme="minorHAnsi" w:hAnsiTheme="minorHAnsi" w:cstheme="minorHAnsi"/>
           <w:sz w:val="28"/>
           <w:szCs w:val="28"/>
-          <w:lang w:val="en-PK"/>
+          <w:lang/>
         </w:rPr>
       </w:pPr>
       <w:r>
@@ -7238,7 +8422,7 @@
           <w:rFonts w:asciiTheme="minorHAnsi" w:hAnsiTheme="minorHAnsi" w:cstheme="minorHAnsi"/>
           <w:sz w:val="28"/>
           <w:szCs w:val="28"/>
-          <w:lang w:val="en-PK"/>
+          <w:lang/>
         </w:rPr>
         <w:t>Deployment Servers</w:t>
       </w:r>
@@ -7248,57 +8432,43 @@
         <w:rPr>
           <w:b/>
           <w:bCs/>
-          <w:lang w:val="en-PK"/>
+          <w:lang/>
         </w:rPr>
       </w:pPr>
     </w:p>
     <w:p>
       <w:pPr>
         <w:rPr>
-          <w:lang w:val="en-PK"/>
-        </w:rPr>
-      </w:pPr>
-      <w:r>
-        <w:rPr>
-          <w:lang w:val="en-PK"/>
-        </w:rPr>
-        <w:t xml:space="preserve">Since Vercel is used for deployment, the infrastructure is largely managed by </w:t>
-      </w:r>
-      <w:proofErr w:type="spellStart"/>
-      <w:r>
-        <w:rPr>
-          <w:lang w:val="en-PK"/>
-        </w:rPr>
-        <w:t>Vercel’s</w:t>
-      </w:r>
-      <w:proofErr w:type="spellEnd"/>
-      <w:r>
-        <w:rPr>
-          <w:lang w:val="en-PK"/>
-        </w:rPr>
-        <w:t xml:space="preserve"> serverless environment. Vercel handles scaling, RAM, and CPU allocations based on the needs of the system, which is built using Node.js for server-side functions and React for the frontend. For database needs, MongoDB Atlas </w:t>
-      </w:r>
-      <w:r>
-        <w:rPr>
-          <w:lang w:val="en-PK"/>
+          <w:lang/>
+        </w:rPr>
+      </w:pPr>
+      <w:r>
+        <w:rPr>
+          <w:lang/>
+        </w:rPr>
+        <w:t xml:space="preserve">Since Vercel is used for deployment, the infrastructure is largely managed by Vercel’s serverless environment. Vercel handles scaling, RAM, and CPU allocations based on the needs of the system, which is built using Node.js for server-side functions and React for the frontend. For database needs, MongoDB Atlas </w:t>
+      </w:r>
+      <w:r>
+        <w:rPr>
+          <w:lang/>
         </w:rPr>
         <w:t>will be</w:t>
       </w:r>
       <w:r>
         <w:rPr>
-          <w:lang w:val="en-PK"/>
+          <w:lang/>
         </w:rPr>
         <w:t xml:space="preserve"> </w:t>
       </w:r>
       <w:r>
         <w:rPr>
-          <w:lang w:val="en-PK"/>
+          <w:lang/>
         </w:rPr>
         <w:t>preferred</w:t>
       </w:r>
       <w:r>
         <w:rPr>
-          <w:lang w:val="en-PK"/>
+          <w:lang/>
         </w:rPr>
         <w:t>.</w:t>
       </w:r>
@@ -7310,36 +8480,22 @@
           <w:numId w:val="30"/>
         </w:numPr>
         <w:rPr>
-          <w:lang w:val="en-PK"/>
+          <w:lang/>
         </w:rPr>
       </w:pPr>
       <w:r>
         <w:rPr>
           <w:b/>
           <w:bCs/>
-          <w:lang w:val="en-PK"/>
+          <w:lang/>
         </w:rPr>
         <w:t>Processor</w:t>
       </w:r>
       <w:r>
         <w:rPr>
-          <w:lang w:val="en-PK"/>
-        </w:rPr>
-        <w:t xml:space="preserve">: Managed by </w:t>
-      </w:r>
-      <w:proofErr w:type="spellStart"/>
-      <w:r>
-        <w:rPr>
-          <w:lang w:val="en-PK"/>
-        </w:rPr>
-        <w:t>Vercel’s</w:t>
-      </w:r>
-      <w:proofErr w:type="spellEnd"/>
-      <w:r>
-        <w:rPr>
-          <w:lang w:val="en-PK"/>
-        </w:rPr>
-        <w:t xml:space="preserve"> serverless infrastructure</w:t>
+          <w:lang/>
+        </w:rPr>
+        <w:t>: Managed by Vercel’s serverless infrastructure</w:t>
       </w:r>
     </w:p>
     <w:p>
@@ -7349,20 +8505,20 @@
           <w:numId w:val="30"/>
         </w:numPr>
         <w:rPr>
-          <w:lang w:val="en-PK"/>
+          <w:lang/>
         </w:rPr>
       </w:pPr>
       <w:r>
         <w:rPr>
           <w:b/>
           <w:bCs/>
-          <w:lang w:val="en-PK"/>
+          <w:lang/>
         </w:rPr>
         <w:t>RAM</w:t>
       </w:r>
       <w:r>
         <w:rPr>
-          <w:lang w:val="en-PK"/>
+          <w:lang/>
         </w:rPr>
         <w:t>: Managed by Vercel, typically sufficient for handling function executions (512MB–1GB per function)</w:t>
       </w:r>
@@ -7374,20 +8530,20 @@
           <w:numId w:val="30"/>
         </w:numPr>
         <w:rPr>
-          <w:lang w:val="en-PK"/>
+          <w:lang/>
         </w:rPr>
       </w:pPr>
       <w:r>
         <w:rPr>
           <w:b/>
           <w:bCs/>
-          <w:lang w:val="en-PK"/>
+          <w:lang/>
         </w:rPr>
         <w:t>Storage</w:t>
       </w:r>
       <w:r>
         <w:rPr>
-          <w:lang w:val="en-PK"/>
+          <w:lang/>
         </w:rPr>
         <w:t>: Vercel provides ephemeral storage for serverless functions (100MB per function)</w:t>
       </w:r>
@@ -7399,20 +8555,20 @@
           <w:numId w:val="30"/>
         </w:numPr>
         <w:rPr>
-          <w:lang w:val="en-PK"/>
+          <w:lang/>
         </w:rPr>
       </w:pPr>
       <w:r>
         <w:rPr>
           <w:b/>
           <w:bCs/>
-          <w:lang w:val="en-PK"/>
+          <w:lang/>
         </w:rPr>
         <w:t>Operating System</w:t>
       </w:r>
       <w:r>
         <w:rPr>
-          <w:lang w:val="en-PK"/>
+          <w:lang/>
         </w:rPr>
         <w:t>: Linux-based (managed by Vercel)</w:t>
       </w:r>
@@ -7424,26 +8580,26 @@
           <w:numId w:val="30"/>
         </w:numPr>
         <w:rPr>
-          <w:lang w:val="en-PK"/>
+          <w:lang/>
         </w:rPr>
       </w:pPr>
       <w:r>
         <w:rPr>
           <w:b/>
           <w:bCs/>
-          <w:lang w:val="en-PK"/>
+          <w:lang/>
         </w:rPr>
         <w:t>Database</w:t>
       </w:r>
       <w:r>
         <w:rPr>
-          <w:lang w:val="en-PK"/>
+          <w:lang/>
         </w:rPr>
         <w:t>: MongoDB Atlas (Cloud-based, managed by MongoDB for production and scalability)</w:t>
       </w:r>
       <w:r>
         <w:rPr>
-          <w:lang w:val="en-PK"/>
+          <w:lang/>
         </w:rPr>
         <w:t xml:space="preserve"> or MongoDB running locally (using Compass). </w:t>
       </w:r>
@@ -7451,7 +8607,7 @@
     <w:p>
       <w:pPr>
         <w:rPr>
-          <w:lang w:val="en-PK"/>
+          <w:lang/>
         </w:rPr>
       </w:pPr>
     </w:p>
@@ -11130,7 +12286,7 @@
     </w:pPr>
     <w:rPr>
       <w:rFonts w:ascii="Times New Roman" w:eastAsia="Times New Roman" w:hAnsi="Times New Roman" w:cs="Times New Roman"/>
-      <w:lang w:val="en-PK" w:eastAsia="en-GB"/>
+      <w:lang w:eastAsia="en-GB"/>
     </w:rPr>
   </w:style>
   <w:style w:type="paragraph" w:styleId="TOC2">
